--- a/Jewellery Rate Management System using C.docx
+++ b/Jewellery Rate Management System using C.docx
@@ -4,591 +4,1844 @@
   <w:body>
     <w:p>
       <w:pPr>
-        <w:spacing w:before="100" w:beforeAutospacing="1" w:after="100" w:afterAutospacing="1" w:line="240" w:lineRule="auto"/>
+        <w:pStyle w:val="Heading1"/>
         <w:jc w:val="center"/>
         <w:rPr>
-          <w:rFonts w:ascii="Times New Roman" w:eastAsia="Times New Roman" w:hAnsi="Times New Roman" w:cs="Times New Roman"/>
-          <w:color w:val="C00000"/>
           <w:sz w:val="44"/>
           <w:szCs w:val="44"/>
         </w:rPr>
       </w:pPr>
-      <w:proofErr w:type="spellStart"/>
-      <w:r>
-        <w:rPr>
-          <w:rFonts w:ascii="Times New Roman" w:eastAsia="Times New Roman" w:hAnsi="Times New Roman" w:cs="Times New Roman"/>
+      <w:r>
+        <w:rPr>
           <w:sz w:val="44"/>
           <w:szCs w:val="44"/>
           <w:highlight w:val="cyan"/>
         </w:rPr>
+        <w:t>C Programming Mini Project Documentation</w:t>
+      </w:r>
+    </w:p>
+    <w:p>
+      <w:r>
+        <w:pict>
+          <v:rect id="_x0000_i1025" style="width:0;height:1.5pt" o:hralign="center" o:hrstd="t" o:hr="t" fillcolor="#a0a0a0" stroked="f"/>
+        </w:pict>
+      </w:r>
+    </w:p>
+    <w:p>
+      <w:pPr>
+        <w:pStyle w:val="Heading2"/>
+      </w:pPr>
+      <w:r>
+        <w:t>1. Title Page</w:t>
+      </w:r>
+    </w:p>
+    <w:p>
+      <w:pPr>
+        <w:pStyle w:val="NormalWeb"/>
+      </w:pPr>
+      <w:r>
+        <w:rPr>
+          <w:rStyle w:val="Strong"/>
+        </w:rPr>
+        <w:t>Project Title:</w:t>
+      </w:r>
+      <w:r>
+        <w:t xml:space="preserve"> </w:t>
+      </w:r>
+      <w:proofErr w:type="spellStart"/>
+      <w:r>
         <w:t>Jewellery</w:t>
       </w:r>
       <w:proofErr w:type="spellEnd"/>
       <w:r>
-        <w:rPr>
-          <w:rFonts w:ascii="Times New Roman" w:eastAsia="Times New Roman" w:hAnsi="Times New Roman" w:cs="Times New Roman"/>
-          <w:sz w:val="44"/>
-          <w:szCs w:val="44"/>
-          <w:highlight w:val="cyan"/>
-        </w:rPr>
-        <w:t xml:space="preserve"> Rate Management System using C</w:t>
-      </w:r>
-    </w:p>
-    <w:p>
-      <w:pPr>
-        <w:spacing w:before="100" w:beforeAutospacing="1" w:after="100" w:afterAutospacing="1" w:line="240" w:lineRule="auto"/>
-        <w:outlineLvl w:val="1"/>
-        <w:rPr>
-          <w:rFonts w:ascii="Times New Roman" w:eastAsia="Times New Roman" w:hAnsi="Times New Roman" w:cs="Times New Roman"/>
+        <w:t xml:space="preserve"> Rate Management System</w:t>
+      </w:r>
+    </w:p>
+    <w:p>
+      <w:pPr>
+        <w:pStyle w:val="NormalWeb"/>
+      </w:pPr>
+      <w:r>
+        <w:rPr>
+          <w:rStyle w:val="Strong"/>
+        </w:rPr>
+        <w:t>Student Name:</w:t>
+      </w:r>
+      <w:r>
+        <w:t xml:space="preserve"> </w:t>
+      </w:r>
+      <w:proofErr w:type="spellStart"/>
+      <w:r>
+        <w:t>N.Logeshwaran</w:t>
+      </w:r>
+      <w:proofErr w:type="spellEnd"/>
+    </w:p>
+    <w:p>
+      <w:pPr>
+        <w:pStyle w:val="NormalWeb"/>
+      </w:pPr>
+      <w:r>
+        <w:rPr>
+          <w:rStyle w:val="Strong"/>
+        </w:rPr>
+        <w:t>Register Number:</w:t>
+      </w:r>
+      <w:r>
+        <w:t xml:space="preserve"> 921724115022</w:t>
+      </w:r>
+    </w:p>
+    <w:p>
+      <w:pPr>
+        <w:pStyle w:val="NormalWeb"/>
+      </w:pPr>
+      <w:r>
+        <w:rPr>
+          <w:rStyle w:val="Strong"/>
+        </w:rPr>
+        <w:t>Department:</w:t>
+      </w:r>
+      <w:r>
+        <w:t xml:space="preserve"> Computer Science and Design</w:t>
+      </w:r>
+    </w:p>
+    <w:p>
+      <w:pPr>
+        <w:pStyle w:val="NormalWeb"/>
+      </w:pPr>
+      <w:r>
+        <w:rPr>
+          <w:rStyle w:val="Strong"/>
+        </w:rPr>
+        <w:t>College Name:</w:t>
+      </w:r>
+      <w:r>
+        <w:t xml:space="preserve"> SETHU INSTITUTE OF TECHNOLOGY</w:t>
+      </w:r>
+    </w:p>
+    <w:p>
+      <w:pPr>
+        <w:pStyle w:val="NormalWeb"/>
+      </w:pPr>
+      <w:r>
+        <w:rPr>
+          <w:rStyle w:val="Strong"/>
+        </w:rPr>
+        <w:t>Course:</w:t>
+      </w:r>
+      <w:r>
+        <w:t xml:space="preserve"> Programming in C</w:t>
+      </w:r>
+    </w:p>
+    <w:p>
+      <w:pPr>
+        <w:pStyle w:val="NormalWeb"/>
+      </w:pPr>
+      <w:r>
+        <w:rPr>
+          <w:rStyle w:val="Strong"/>
+        </w:rPr>
+        <w:t>Guide / Trainer Name:</w:t>
+      </w:r>
+      <w:r>
+        <w:t xml:space="preserve"> B. </w:t>
+      </w:r>
+      <w:proofErr w:type="spellStart"/>
+      <w:r>
+        <w:t>Balaji</w:t>
+      </w:r>
+      <w:proofErr w:type="spellEnd"/>
+    </w:p>
+    <w:p>
+      <w:pPr>
+        <w:pStyle w:val="NormalWeb"/>
+      </w:pPr>
+      <w:r>
+        <w:rPr>
+          <w:rStyle w:val="Strong"/>
+        </w:rPr>
+        <w:t>Submission Date:</w:t>
+      </w:r>
+      <w:r>
+        <w:t xml:space="preserve"> 26 -02-2026</w:t>
+      </w:r>
+    </w:p>
+    <w:p>
+      <w:r>
+        <w:pict>
+          <v:rect id="_x0000_i1026" style="width:0;height:1.5pt" o:hralign="center" o:hrstd="t" o:hr="t" fillcolor="#a0a0a0" stroked="f"/>
+        </w:pict>
+      </w:r>
+    </w:p>
+    <w:p>
+      <w:pPr>
+        <w:pStyle w:val="Heading2"/>
+      </w:pPr>
+      <w:r>
+        <w:t>2. Abstract</w:t>
+      </w:r>
+    </w:p>
+    <w:p>
+      <w:pPr>
+        <w:pStyle w:val="NormalWeb"/>
+      </w:pPr>
+      <w:r>
+        <w:t xml:space="preserve">The </w:t>
+      </w:r>
+      <w:proofErr w:type="spellStart"/>
+      <w:r>
+        <w:t>Jewellery</w:t>
+      </w:r>
+      <w:proofErr w:type="spellEnd"/>
+      <w:r>
+        <w:t xml:space="preserve"> Rate Management System is a simple C program developed to calculate the total cost of </w:t>
+      </w:r>
+      <w:proofErr w:type="spellStart"/>
+      <w:r>
+        <w:t>jewellery</w:t>
+      </w:r>
+      <w:proofErr w:type="spellEnd"/>
+      <w:r>
+        <w:t xml:space="preserve"> based on gold rate per gram, weight of the gold, making charges percentage, and GST. The program takes user input, performs necessary calculations, and displays the final bill amount. This system helps in understanding basic billing logic and structured programming concepts in C.</w:t>
+      </w:r>
+    </w:p>
+    <w:p>
+      <w:r>
+        <w:pict>
+          <v:rect id="_x0000_i1027" style="width:0;height:1.5pt" o:hralign="center" o:hrstd="t" o:hr="t" fillcolor="#a0a0a0" stroked="f"/>
+        </w:pict>
+      </w:r>
+    </w:p>
+    <w:p>
+      <w:pPr>
+        <w:pStyle w:val="Heading2"/>
+      </w:pPr>
+      <w:r>
+        <w:t>3. Introduction</w:t>
+      </w:r>
+    </w:p>
+    <w:p>
+      <w:pPr>
+        <w:pStyle w:val="NormalWeb"/>
+      </w:pPr>
+      <w:r>
+        <w:t>This project solv</w:t>
+      </w:r>
+      <w:r>
+        <w:t xml:space="preserve">es the problem of manual </w:t>
+      </w:r>
+      <w:proofErr w:type="spellStart"/>
+      <w:r>
+        <w:t>jewelle</w:t>
+      </w:r>
+      <w:r>
+        <w:t>ry</w:t>
+      </w:r>
+      <w:proofErr w:type="spellEnd"/>
+      <w:r>
+        <w:t xml:space="preserve"> bill calculation. In </w:t>
+      </w:r>
+      <w:proofErr w:type="spellStart"/>
+      <w:r>
+        <w:t>jewellery</w:t>
+      </w:r>
+      <w:proofErr w:type="spellEnd"/>
+      <w:r>
+        <w:t xml:space="preserve"> shops, the final price depends on gold rate, weight, making charges, and GST. Calculating these manually may lead to errors.</w:t>
+      </w:r>
+    </w:p>
+    <w:p>
+      <w:pPr>
+        <w:pStyle w:val="NormalWeb"/>
+      </w:pPr>
+      <w:r>
+        <w:t xml:space="preserve">This project is useful for small </w:t>
+      </w:r>
+      <w:proofErr w:type="spellStart"/>
+      <w:r>
+        <w:t>jewellery</w:t>
+      </w:r>
+      <w:proofErr w:type="spellEnd"/>
+      <w:r>
+        <w:t xml:space="preserve"> shops and for academic learning purposes. It can be used in basic billing systems and for understanding financial calculations in programming.</w:t>
+      </w:r>
+    </w:p>
+    <w:p>
+      <w:r>
+        <w:lastRenderedPageBreak/>
+        <w:pict>
+          <v:rect id="_x0000_i1028" style="width:0;height:1.5pt" o:hralign="center" o:hrstd="t" o:hr="t" fillcolor="#a0a0a0" stroked="f"/>
+        </w:pict>
+      </w:r>
+    </w:p>
+    <w:p>
+      <w:pPr>
+        <w:pStyle w:val="Heading2"/>
+      </w:pPr>
+      <w:r>
+        <w:t>4. Objectives</w:t>
+      </w:r>
+    </w:p>
+    <w:p>
+      <w:pPr>
+        <w:pStyle w:val="NormalWeb"/>
+      </w:pPr>
+      <w:r>
+        <w:t>• Understand structured programming</w:t>
+      </w:r>
+      <w:r>
+        <w:br/>
+        <w:t>• Use input and output functions</w:t>
+      </w:r>
+      <w:r>
+        <w:br/>
+        <w:t>• Use arithmetic operations</w:t>
+      </w:r>
+      <w:r>
+        <w:br/>
+        <w:t>• Improve logical thinking</w:t>
+      </w:r>
+      <w:r>
+        <w:br/>
+        <w:t>• Implement a simple billing system</w:t>
+      </w:r>
+    </w:p>
+    <w:p>
+      <w:r>
+        <w:pict>
+          <v:rect id="_x0000_i1029" style="width:0;height:1.5pt" o:hralign="center" o:hrstd="t" o:hr="t" fillcolor="#a0a0a0" stroked="f"/>
+        </w:pict>
+      </w:r>
+    </w:p>
+    <w:p>
+      <w:pPr>
+        <w:pStyle w:val="Heading2"/>
+      </w:pPr>
+      <w:r>
+        <w:t>5. Tools &amp; Technology</w:t>
+      </w:r>
+    </w:p>
+    <w:p>
+      <w:pPr>
+        <w:pStyle w:val="NormalWeb"/>
+      </w:pPr>
+      <w:r>
+        <w:t>• Programming Language: C</w:t>
+      </w:r>
+      <w:r>
+        <w:br/>
+        <w:t xml:space="preserve">• Compiler: GCC / Turbo C / </w:t>
+      </w:r>
+      <w:proofErr w:type="spellStart"/>
+      <w:r>
+        <w:t>CodeBlocks</w:t>
+      </w:r>
+      <w:proofErr w:type="spellEnd"/>
+      <w:r>
+        <w:br/>
+        <w:t>• Platform: Windows / Linux</w:t>
+      </w:r>
+    </w:p>
+    <w:p>
+      <w:r>
+        <w:pict>
+          <v:rect id="_x0000_i1030" style="width:0;height:1.5pt" o:hralign="center" o:hrstd="t" o:hr="t" fillcolor="#a0a0a0" stroked="f"/>
+        </w:pict>
+      </w:r>
+    </w:p>
+    <w:p>
+      <w:pPr>
+        <w:pStyle w:val="Heading2"/>
+      </w:pPr>
+      <w:r>
+        <w:t>6. System Requirements</w:t>
+      </w:r>
+    </w:p>
+    <w:p>
+      <w:pPr>
+        <w:pStyle w:val="NormalWeb"/>
+      </w:pPr>
+      <w:r>
+        <w:rPr>
+          <w:rStyle w:val="Strong"/>
+        </w:rPr>
+        <w:t>Hardware</w:t>
+      </w:r>
+      <w:proofErr w:type="gramStart"/>
+      <w:r>
+        <w:rPr>
+          <w:rStyle w:val="Strong"/>
+        </w:rPr>
+        <w:t>:</w:t>
+      </w:r>
+      <w:proofErr w:type="gramEnd"/>
+      <w:r>
+        <w:br/>
+        <w:t>• Basic computer with minimum 4GB RAM</w:t>
+      </w:r>
+    </w:p>
+    <w:p>
+      <w:pPr>
+        <w:pStyle w:val="NormalWeb"/>
+      </w:pPr>
+      <w:r>
+        <w:rPr>
+          <w:rStyle w:val="Strong"/>
+        </w:rPr>
+        <w:t>Software</w:t>
+      </w:r>
+      <w:proofErr w:type="gramStart"/>
+      <w:r>
+        <w:rPr>
+          <w:rStyle w:val="Strong"/>
+        </w:rPr>
+        <w:t>:</w:t>
+      </w:r>
+      <w:proofErr w:type="gramEnd"/>
+      <w:r>
+        <w:br/>
+        <w:t>• C Compiler</w:t>
+      </w:r>
+      <w:r>
+        <w:br/>
+        <w:t>• Any IDE or Text Editor</w:t>
+      </w:r>
+    </w:p>
+    <w:p>
+      <w:r>
+        <w:pict>
+          <v:rect id="_x0000_i1031" style="width:0;height:1.5pt" o:hralign="center" o:hrstd="t" o:hr="t" fillcolor="#a0a0a0" stroked="f"/>
+        </w:pict>
+      </w:r>
+    </w:p>
+    <w:p>
+      <w:pPr>
+        <w:pStyle w:val="Heading2"/>
+      </w:pPr>
+      <w:r>
+        <w:t>7. Methodology / Algorithm</w:t>
+      </w:r>
+    </w:p>
+    <w:p>
+      <w:pPr>
+        <w:pStyle w:val="NormalWeb"/>
+      </w:pPr>
+      <w:r>
+        <w:t>• Start the program</w:t>
+      </w:r>
+      <w:r>
+        <w:br/>
+        <w:t>• Read gold rate per gram</w:t>
+      </w:r>
+      <w:r>
+        <w:br/>
+        <w:t>• Read gold weight</w:t>
+      </w:r>
+      <w:r>
+        <w:br/>
+        <w:t>• Read making charge percentage</w:t>
+      </w:r>
+      <w:r>
+        <w:br/>
+        <w:t>• Calculate gold amount</w:t>
+      </w:r>
+      <w:r>
+        <w:br/>
+        <w:t>• Calculate making charge</w:t>
+      </w:r>
+      <w:r>
+        <w:br/>
+        <w:t>• Calculate GST (3%</w:t>
+      </w:r>
+      <w:proofErr w:type="gramStart"/>
+      <w:r>
+        <w:t>)</w:t>
+      </w:r>
+      <w:proofErr w:type="gramEnd"/>
+      <w:r>
+        <w:br/>
+        <w:t>• Calculate total bill amount</w:t>
+      </w:r>
+      <w:r>
+        <w:br/>
+        <w:t>• Display bill details</w:t>
+      </w:r>
+      <w:r>
+        <w:br/>
+        <w:t>• End program</w:t>
+      </w:r>
+    </w:p>
+    <w:p>
+      <w:r>
+        <w:lastRenderedPageBreak/>
+        <w:pict>
+          <v:rect id="_x0000_i1032" style="width:0;height:1.5pt" o:hralign="center" o:hrstd="t" o:hr="t" fillcolor="#a0a0a0" stroked="f"/>
+        </w:pict>
+      </w:r>
+    </w:p>
+    <w:p>
+      <w:pPr>
+        <w:rPr>
+          <w:rFonts w:ascii="Times New Roman" w:hAnsi="Times New Roman" w:cs="Times New Roman"/>
           <w:b/>
-          <w:bCs/>
           <w:sz w:val="36"/>
           <w:szCs w:val="36"/>
         </w:rPr>
       </w:pPr>
       <w:r>
         <w:rPr>
-          <w:rFonts w:ascii="Times New Roman" w:eastAsia="Times New Roman" w:hAnsi="Times New Roman" w:cs="Times New Roman"/>
+          <w:rFonts w:ascii="Times New Roman" w:hAnsi="Times New Roman" w:cs="Times New Roman"/>
           <w:b/>
-          <w:bCs/>
           <w:sz w:val="36"/>
           <w:szCs w:val="36"/>
         </w:rPr>
-        <w:t>Aim</w:t>
-      </w:r>
-    </w:p>
-    <w:p>
-      <w:pPr>
-        <w:spacing w:before="100" w:beforeAutospacing="1" w:after="100" w:afterAutospacing="1" w:line="240" w:lineRule="auto"/>
-        <w:rPr>
-          <w:rFonts w:ascii="Times New Roman" w:eastAsia="Times New Roman" w:hAnsi="Times New Roman" w:cs="Times New Roman"/>
-          <w:sz w:val="24"/>
-          <w:szCs w:val="24"/>
-        </w:rPr>
-      </w:pPr>
-      <w:r>
-        <w:rPr>
-          <w:rFonts w:ascii="Times New Roman" w:eastAsia="Times New Roman" w:hAnsi="Times New Roman" w:cs="Times New Roman"/>
-          <w:sz w:val="24"/>
-          <w:szCs w:val="24"/>
-        </w:rPr>
-        <w:t xml:space="preserve">To develop a C program to calculate the total bill amount of gold </w:t>
-      </w:r>
-      <w:proofErr w:type="spellStart"/>
-      <w:r>
-        <w:rPr>
-          <w:rFonts w:ascii="Times New Roman" w:eastAsia="Times New Roman" w:hAnsi="Times New Roman" w:cs="Times New Roman"/>
-          <w:sz w:val="24"/>
-          <w:szCs w:val="24"/>
-        </w:rPr>
-        <w:t>jewellery</w:t>
-      </w:r>
-      <w:proofErr w:type="spellEnd"/>
-      <w:r>
-        <w:rPr>
-          <w:rFonts w:ascii="Times New Roman" w:eastAsia="Times New Roman" w:hAnsi="Times New Roman" w:cs="Times New Roman"/>
-          <w:sz w:val="24"/>
-          <w:szCs w:val="24"/>
-        </w:rPr>
-        <w:t xml:space="preserve"> based on rate per gram, weight, making charges, and GST.</w:t>
-      </w:r>
-    </w:p>
-    <w:p>
-      <w:pPr>
-        <w:spacing w:before="100" w:beforeAutospacing="1" w:after="100" w:afterAutospacing="1" w:line="240" w:lineRule="auto"/>
-        <w:outlineLvl w:val="1"/>
-        <w:rPr>
-          <w:rFonts w:ascii="Times New Roman" w:eastAsia="Times New Roman" w:hAnsi="Times New Roman" w:cs="Times New Roman"/>
+        <w:t xml:space="preserve">8. </w:t>
+      </w:r>
+      <w:r>
+        <w:rPr>
+          <w:rFonts w:ascii="Times New Roman" w:hAnsi="Times New Roman" w:cs="Times New Roman"/>
           <w:b/>
-          <w:bCs/>
           <w:sz w:val="36"/>
           <w:szCs w:val="36"/>
         </w:rPr>
-      </w:pPr>
-      <w:r>
-        <w:rPr>
-          <w:rFonts w:ascii="Times New Roman" w:eastAsia="Times New Roman" w:hAnsi="Times New Roman" w:cs="Times New Roman"/>
-          <w:b/>
-          <w:bCs/>
-          <w:sz w:val="36"/>
-          <w:szCs w:val="36"/>
-        </w:rPr>
-        <w:t>Objective</w:t>
-      </w:r>
-    </w:p>
-    <w:p>
-      <w:pPr>
-        <w:numPr>
-          <w:ilvl w:val="0"/>
-          <w:numId w:val="1"/>
-        </w:numPr>
-        <w:spacing w:before="100" w:beforeAutospacing="1" w:after="100" w:afterAutospacing="1" w:line="240" w:lineRule="auto"/>
-        <w:rPr>
-          <w:rFonts w:ascii="Times New Roman" w:eastAsia="Times New Roman" w:hAnsi="Times New Roman" w:cs="Times New Roman"/>
-          <w:sz w:val="24"/>
-          <w:szCs w:val="24"/>
-        </w:rPr>
-      </w:pPr>
-      <w:r>
-        <w:rPr>
-          <w:rFonts w:ascii="Times New Roman" w:eastAsia="Times New Roman" w:hAnsi="Times New Roman" w:cs="Times New Roman"/>
-          <w:sz w:val="24"/>
-          <w:szCs w:val="24"/>
-        </w:rPr>
-        <w:t>To apply arithmetic operations in C</w:t>
-      </w:r>
-    </w:p>
-    <w:p>
-      <w:pPr>
-        <w:numPr>
-          <w:ilvl w:val="0"/>
-          <w:numId w:val="1"/>
-        </w:numPr>
-        <w:spacing w:before="100" w:beforeAutospacing="1" w:after="100" w:afterAutospacing="1" w:line="240" w:lineRule="auto"/>
-        <w:rPr>
-          <w:rFonts w:ascii="Times New Roman" w:eastAsia="Times New Roman" w:hAnsi="Times New Roman" w:cs="Times New Roman"/>
-          <w:sz w:val="24"/>
-          <w:szCs w:val="24"/>
-        </w:rPr>
-      </w:pPr>
-      <w:r>
-        <w:rPr>
-          <w:rFonts w:ascii="Times New Roman" w:eastAsia="Times New Roman" w:hAnsi="Times New Roman" w:cs="Times New Roman"/>
-          <w:sz w:val="24"/>
-          <w:szCs w:val="24"/>
-        </w:rPr>
-        <w:t>To understand user input and output functions</w:t>
-      </w:r>
-    </w:p>
-    <w:p>
-      <w:pPr>
-        <w:numPr>
-          <w:ilvl w:val="0"/>
-          <w:numId w:val="1"/>
-        </w:numPr>
-        <w:spacing w:before="100" w:beforeAutospacing="1" w:after="100" w:afterAutospacing="1" w:line="240" w:lineRule="auto"/>
-        <w:rPr>
-          <w:rFonts w:ascii="Times New Roman" w:eastAsia="Times New Roman" w:hAnsi="Times New Roman" w:cs="Times New Roman"/>
-          <w:sz w:val="24"/>
-          <w:szCs w:val="24"/>
-        </w:rPr>
-      </w:pPr>
-      <w:r>
-        <w:rPr>
-          <w:rFonts w:ascii="Times New Roman" w:eastAsia="Times New Roman" w:hAnsi="Times New Roman" w:cs="Times New Roman"/>
-          <w:sz w:val="24"/>
-          <w:szCs w:val="24"/>
-        </w:rPr>
-        <w:t xml:space="preserve">To calculate </w:t>
-      </w:r>
-      <w:proofErr w:type="spellStart"/>
-      <w:r>
-        <w:rPr>
-          <w:rFonts w:ascii="Times New Roman" w:eastAsia="Times New Roman" w:hAnsi="Times New Roman" w:cs="Times New Roman"/>
-          <w:sz w:val="24"/>
-          <w:szCs w:val="24"/>
-        </w:rPr>
+        <w:t>FLOW CHART</w:t>
+      </w:r>
+    </w:p>
+    <w:p>
+      <w:pPr>
+        <w:pStyle w:val="HTMLPreformatted"/>
+      </w:pPr>
+      <w:r>
+        <w:t xml:space="preserve">              ┌──────</w:t>
+      </w:r>
+      <w:r>
+        <w:t>─────┐</w:t>
+      </w:r>
+      <w:r>
+        <w:br/>
+        <w:t xml:space="preserve">              │   START  </w:t>
+      </w:r>
+      <w:r>
+        <w:t xml:space="preserve"> │</w:t>
+      </w:r>
+      <w:r>
+        <w:br/>
+        <w:t xml:space="preserve">              └─────┬─────┘</w:t>
+      </w:r>
+      <w:r>
+        <w:br/>
+        <w:t xml:space="preserve">                    │</w:t>
+      </w:r>
+      <w:r>
+        <w:br/>
+        <w:t xml:space="preserve">                    ▼</w:t>
+      </w:r>
+      <w:r>
+        <w:br/>
+        <w:t xml:space="preserve">        ┌──────────────────────┐</w:t>
+      </w:r>
+      <w:r>
+        <w:br/>
+        <w:t xml:space="preserve">        │ Input Gold Rate      │</w:t>
+      </w:r>
+      <w:r>
+        <w:br/>
+        <w:t xml:space="preserve">        │ Input Weight         │</w:t>
+      </w:r>
+      <w:r>
+        <w:br/>
+        <w:t xml:space="preserve">        │ Input Making Charge  │</w:t>
+      </w:r>
+      <w:r>
+        <w:br/>
+        <w:t xml:space="preserve">        └─────────┬────────────┘</w:t>
+      </w:r>
+      <w:r>
+        <w:br/>
+        <w:t xml:space="preserve">                  │</w:t>
+      </w:r>
+      <w:r>
+        <w:br/>
+        <w:t xml:space="preserve">                  ▼</w:t>
+      </w:r>
+      <w:r>
+        <w:br/>
+        <w:t xml:space="preserve">        ┌──────────────────────┐</w:t>
+      </w:r>
+      <w:r>
+        <w:br/>
+        <w:t xml:space="preserve">        │ Calculate Gold Amount│</w:t>
+      </w:r>
+      <w:r>
+        <w:br/>
+        <w:t xml:space="preserve">        │  rate × weight       │</w:t>
+      </w:r>
+      <w:r>
+        <w:br/>
+        <w:t xml:space="preserve">        └─────────┬────────────┘</w:t>
+      </w:r>
+      <w:r>
+        <w:br/>
+        <w:t xml:space="preserve">                  │</w:t>
+      </w:r>
+      <w:r>
+        <w:br/>
+        <w:t xml:space="preserve">                  ▼</w:t>
+      </w:r>
+      <w:r>
+        <w:br/>
+        <w:t xml:space="preserve">        ┌──────────────────────┐</w:t>
+      </w:r>
+      <w:r>
+        <w:br/>
+        <w:t xml:space="preserve">        │ Calculate Making     │</w:t>
+      </w:r>
+      <w:r>
+        <w:br/>
+        <w:t xml:space="preserve">        │ Charge               │</w:t>
+      </w:r>
+      <w:r>
+        <w:br/>
+        <w:t xml:space="preserve">        └─────────┬────────────┘</w:t>
+      </w:r>
+      <w:r>
+        <w:br/>
+        <w:t xml:space="preserve">                  │</w:t>
+      </w:r>
+      <w:r>
+        <w:br/>
+        <w:t xml:space="preserve">                  ▼</w:t>
+      </w:r>
+      <w:r>
+        <w:br/>
+        <w:t xml:space="preserve">        ┌──────────────────────┐</w:t>
+      </w:r>
+      <w:r>
+        <w:br/>
+        <w:t xml:space="preserve">        │ Calculate GST (3%)   │</w:t>
+      </w:r>
+      <w:r>
+        <w:br/>
+        <w:t xml:space="preserve">        └─────────┬────────────┘</w:t>
+      </w:r>
+      <w:r>
+        <w:br/>
+        <w:t xml:space="preserve">                  │</w:t>
+      </w:r>
+      <w:r>
+        <w:br/>
+        <w:t xml:space="preserve">                  ▼</w:t>
+      </w:r>
+      <w:r>
+        <w:br/>
+        <w:t xml:space="preserve">        ┌──────────────────────┐</w:t>
+      </w:r>
+      <w:r>
+        <w:br/>
+        <w:t xml:space="preserve">        │ Calculate Total      │</w:t>
+      </w:r>
+      <w:r>
+        <w:br/>
+        <w:t xml:space="preserve">        │ Amount               │</w:t>
+      </w:r>
+      <w:r>
+        <w:br/>
+        <w:t xml:space="preserve">        └─────────┬────────────┘</w:t>
+      </w:r>
+      <w:r>
+        <w:br/>
+        <w:t xml:space="preserve">                  │</w:t>
+      </w:r>
+      <w:r>
+        <w:br/>
+        <w:t xml:space="preserve">                  ▼</w:t>
+      </w:r>
+      <w:r>
+        <w:br/>
+        <w:t xml:space="preserve">        ┌──────────────────────┐</w:t>
+      </w:r>
+      <w:r>
+        <w:br/>
+        <w:t xml:space="preserve">        │ Display Bill Details │</w:t>
+      </w:r>
+      <w:r>
+        <w:br/>
+        <w:t xml:space="preserve">        └─────────┬────────────┘</w:t>
+      </w:r>
+      <w:r>
+        <w:br/>
+        <w:t xml:space="preserve">                  │</w:t>
+      </w:r>
+      <w:r>
+        <w:br/>
+        <w:t xml:space="preserve">                  ▼</w:t>
+      </w:r>
+      <w:r>
+        <w:br/>
+        <w:t xml:space="preserve">              ┌───────────┐</w:t>
+      </w:r>
+      <w:r>
+        <w:br/>
+        <w:t xml:space="preserve">              │    END    │</w:t>
+      </w:r>
+      <w:r>
+        <w:br/>
+        <w:t xml:space="preserve">              └───────────┘</w:t>
+      </w:r>
+    </w:p>
+    <w:p>
+      <w:r>
+        <w:rPr>
+          <w:sz w:val="20"/>
+          <w:szCs w:val="20"/>
+        </w:rPr>
+        <w:pict>
+          <v:rect id="_x0000_i1033" style="width:0;height:1.5pt" o:hralign="center" o:hrstd="t" o:hr="t" fillcolor="#a0a0a0" stroked="f"/>
+        </w:pict>
+      </w:r>
+    </w:p>
+    <w:p>
+      <w:pPr>
+        <w:pStyle w:val="Heading2"/>
+      </w:pPr>
+      <w:r>
+        <w:t>9. Program Code</w:t>
+      </w:r>
+    </w:p>
+    <w:p>
+      <w:pPr>
+        <w:pStyle w:val="HTMLPreformatted"/>
+      </w:pPr>
+      <w:r>
+        <w:rPr>
+          <w:rStyle w:val="7"/>
+        </w:rPr>
+        <w:t>#include &lt;</w:t>
+      </w:r>
+      <w:proofErr w:type="spellStart"/>
+      <w:r>
+        <w:rPr>
+          <w:rStyle w:val="7"/>
+        </w:rPr>
+        <w:t>stdio.h</w:t>
+      </w:r>
+      <w:proofErr w:type="spellEnd"/>
+      <w:r>
+        <w:rPr>
+          <w:rStyle w:val="7"/>
+        </w:rPr>
+        <w:t>&gt;</w:t>
+      </w:r>
+      <w:r>
+        <w:br/>
+      </w:r>
+      <w:r>
+        <w:br/>
+      </w:r>
+      <w:proofErr w:type="spellStart"/>
+      <w:r>
+        <w:rPr>
+          <w:rStyle w:val="e"/>
+        </w:rPr>
+        <w:t>int</w:t>
+      </w:r>
+      <w:proofErr w:type="spellEnd"/>
+      <w:r>
+        <w:t xml:space="preserve"> </w:t>
+      </w:r>
+      <w:r>
+        <w:rPr>
+          <w:rStyle w:val="e"/>
+        </w:rPr>
+        <w:t>main</w:t>
+      </w:r>
+      <w:r>
+        <w:t>() {</w:t>
+      </w:r>
+      <w:r>
+        <w:br/>
+      </w:r>
+      <w:r>
+        <w:lastRenderedPageBreak/>
+        <w:t xml:space="preserve">    </w:t>
+      </w:r>
+      <w:r>
+        <w:rPr>
+          <w:rStyle w:val="e"/>
+        </w:rPr>
+        <w:t>float</w:t>
+      </w:r>
+      <w:r>
+        <w:t xml:space="preserve"> </w:t>
+      </w:r>
+      <w:r>
+        <w:rPr>
+          <w:rStyle w:val="e"/>
+        </w:rPr>
+        <w:t>rate</w:t>
+      </w:r>
+      <w:r>
+        <w:t xml:space="preserve">, </w:t>
+      </w:r>
+      <w:r>
+        <w:rPr>
+          <w:rStyle w:val="e"/>
+        </w:rPr>
+        <w:t>weight</w:t>
+      </w:r>
+      <w:r>
+        <w:t xml:space="preserve">, </w:t>
+      </w:r>
+      <w:proofErr w:type="spellStart"/>
+      <w:r>
+        <w:rPr>
+          <w:rStyle w:val="e"/>
+        </w:rPr>
+        <w:t>makingChargePercent</w:t>
+      </w:r>
+      <w:proofErr w:type="spellEnd"/>
+      <w:r>
+        <w:t>;</w:t>
+      </w:r>
+      <w:r>
+        <w:br/>
+        <w:t xml:space="preserve">    </w:t>
+      </w:r>
+      <w:r>
+        <w:rPr>
+          <w:rStyle w:val="e"/>
+        </w:rPr>
+        <w:t>float</w:t>
+      </w:r>
+      <w:r>
+        <w:t xml:space="preserve"> </w:t>
+      </w:r>
+      <w:proofErr w:type="spellStart"/>
+      <w:r>
+        <w:rPr>
+          <w:rStyle w:val="e"/>
+        </w:rPr>
+        <w:t>goldAmount</w:t>
+      </w:r>
+      <w:proofErr w:type="spellEnd"/>
+      <w:r>
+        <w:t xml:space="preserve">, </w:t>
+      </w:r>
+      <w:proofErr w:type="spellStart"/>
+      <w:r>
+        <w:rPr>
+          <w:rStyle w:val="e"/>
+        </w:rPr>
+        <w:t>makingCharge</w:t>
+      </w:r>
+      <w:proofErr w:type="spellEnd"/>
+      <w:r>
+        <w:t xml:space="preserve">, </w:t>
+      </w:r>
+      <w:proofErr w:type="spellStart"/>
+      <w:r>
+        <w:rPr>
+          <w:rStyle w:val="e"/>
+        </w:rPr>
+        <w:t>gst</w:t>
+      </w:r>
+      <w:proofErr w:type="spellEnd"/>
+      <w:r>
+        <w:t xml:space="preserve">, </w:t>
+      </w:r>
+      <w:proofErr w:type="spellStart"/>
+      <w:r>
+        <w:rPr>
+          <w:rStyle w:val="e"/>
+        </w:rPr>
+        <w:t>totalAmount</w:t>
+      </w:r>
+      <w:proofErr w:type="spellEnd"/>
+      <w:r>
+        <w:t>;</w:t>
+      </w:r>
+      <w:r>
+        <w:br/>
+      </w:r>
+      <w:r>
+        <w:br/>
+        <w:t xml:space="preserve">    </w:t>
+      </w:r>
+      <w:proofErr w:type="spellStart"/>
+      <w:r>
+        <w:rPr>
+          <w:rStyle w:val="e"/>
+        </w:rPr>
+        <w:t>printf</w:t>
+      </w:r>
+      <w:proofErr w:type="spellEnd"/>
+      <w:r>
+        <w:t>(</w:t>
+      </w:r>
+      <w:r>
+        <w:rPr>
+          <w:rStyle w:val="c"/>
+        </w:rPr>
+        <w:t xml:space="preserve">"===== </w:t>
+      </w:r>
+      <w:proofErr w:type="spellStart"/>
+      <w:r>
+        <w:rPr>
+          <w:rStyle w:val="c"/>
+        </w:rPr>
+        <w:t>Jewellery</w:t>
+      </w:r>
+      <w:proofErr w:type="spellEnd"/>
+      <w:r>
+        <w:rPr>
+          <w:rStyle w:val="c"/>
+        </w:rPr>
+        <w:t xml:space="preserve"> Rate Management System =====\n"</w:t>
+      </w:r>
+      <w:r>
+        <w:t>);</w:t>
+      </w:r>
+      <w:r>
+        <w:br/>
+      </w:r>
+      <w:r>
+        <w:br/>
+        <w:t xml:space="preserve">    </w:t>
+      </w:r>
+      <w:proofErr w:type="spellStart"/>
+      <w:r>
+        <w:rPr>
+          <w:rStyle w:val="e"/>
+        </w:rPr>
+        <w:t>printf</w:t>
+      </w:r>
+      <w:proofErr w:type="spellEnd"/>
+      <w:r>
+        <w:t>(</w:t>
+      </w:r>
+      <w:r>
+        <w:rPr>
+          <w:rStyle w:val="c"/>
+        </w:rPr>
+        <w:t>"Enter Gold Rate per gram: "</w:t>
+      </w:r>
+      <w:r>
+        <w:t>);</w:t>
+      </w:r>
+      <w:r>
+        <w:br/>
+        <w:t xml:space="preserve">    </w:t>
+      </w:r>
+      <w:proofErr w:type="spellStart"/>
+      <w:r>
+        <w:rPr>
+          <w:rStyle w:val="e"/>
+        </w:rPr>
+        <w:t>scanf</w:t>
+      </w:r>
+      <w:proofErr w:type="spellEnd"/>
+      <w:r>
+        <w:t>(</w:t>
+      </w:r>
+      <w:r>
+        <w:rPr>
+          <w:rStyle w:val="c"/>
+        </w:rPr>
+        <w:t>"%f"</w:t>
+      </w:r>
+      <w:r>
+        <w:t xml:space="preserve">, </w:t>
+      </w:r>
+      <w:r>
+        <w:rPr>
+          <w:rStyle w:val="8"/>
+        </w:rPr>
+        <w:t>&amp;</w:t>
+      </w:r>
+      <w:r>
+        <w:rPr>
+          <w:rStyle w:val="e"/>
+        </w:rPr>
+        <w:t>rate</w:t>
+      </w:r>
+      <w:r>
+        <w:t>);</w:t>
+      </w:r>
+      <w:r>
+        <w:br/>
+      </w:r>
+      <w:r>
+        <w:br/>
+        <w:t xml:space="preserve">    </w:t>
+      </w:r>
+      <w:proofErr w:type="spellStart"/>
+      <w:r>
+        <w:rPr>
+          <w:rStyle w:val="e"/>
+        </w:rPr>
+        <w:t>printf</w:t>
+      </w:r>
+      <w:proofErr w:type="spellEnd"/>
+      <w:r>
+        <w:t>(</w:t>
+      </w:r>
+      <w:r>
+        <w:rPr>
+          <w:rStyle w:val="c"/>
+        </w:rPr>
+        <w:t>"Enter Gold Weight (in grams): "</w:t>
+      </w:r>
+      <w:r>
+        <w:t>);</w:t>
+      </w:r>
+      <w:r>
+        <w:br/>
+        <w:t xml:space="preserve">    </w:t>
+      </w:r>
+      <w:proofErr w:type="spellStart"/>
+      <w:r>
+        <w:rPr>
+          <w:rStyle w:val="e"/>
+        </w:rPr>
+        <w:t>scanf</w:t>
+      </w:r>
+      <w:proofErr w:type="spellEnd"/>
+      <w:r>
+        <w:t>(</w:t>
+      </w:r>
+      <w:r>
+        <w:rPr>
+          <w:rStyle w:val="c"/>
+        </w:rPr>
+        <w:t>"%f"</w:t>
+      </w:r>
+      <w:r>
+        <w:t xml:space="preserve">, </w:t>
+      </w:r>
+      <w:r>
+        <w:rPr>
+          <w:rStyle w:val="8"/>
+        </w:rPr>
+        <w:t>&amp;</w:t>
+      </w:r>
+      <w:r>
+        <w:rPr>
+          <w:rStyle w:val="e"/>
+        </w:rPr>
+        <w:t>weight</w:t>
+      </w:r>
+      <w:r>
+        <w:t>);</w:t>
+      </w:r>
+      <w:r>
+        <w:br/>
+      </w:r>
+      <w:r>
+        <w:br/>
+        <w:t xml:space="preserve">    </w:t>
+      </w:r>
+      <w:proofErr w:type="spellStart"/>
+      <w:r>
+        <w:rPr>
+          <w:rStyle w:val="e"/>
+        </w:rPr>
+        <w:t>printf</w:t>
+      </w:r>
+      <w:proofErr w:type="spellEnd"/>
+      <w:r>
+        <w:t>(</w:t>
+      </w:r>
+      <w:r>
+        <w:rPr>
+          <w:rStyle w:val="c"/>
+        </w:rPr>
+        <w:t>"Enter Making Charge (in %%): "</w:t>
+      </w:r>
+      <w:r>
+        <w:t>);</w:t>
+      </w:r>
+      <w:r>
+        <w:br/>
+        <w:t xml:space="preserve">    </w:t>
+      </w:r>
+      <w:proofErr w:type="spellStart"/>
+      <w:r>
+        <w:rPr>
+          <w:rStyle w:val="e"/>
+        </w:rPr>
+        <w:t>scanf</w:t>
+      </w:r>
+      <w:proofErr w:type="spellEnd"/>
+      <w:r>
+        <w:t>(</w:t>
+      </w:r>
+      <w:r>
+        <w:rPr>
+          <w:rStyle w:val="c"/>
+        </w:rPr>
+        <w:t>"%f"</w:t>
+      </w:r>
+      <w:r>
+        <w:t xml:space="preserve">, </w:t>
+      </w:r>
+      <w:r>
+        <w:rPr>
+          <w:rStyle w:val="8"/>
+        </w:rPr>
+        <w:t>&amp;</w:t>
+      </w:r>
+      <w:proofErr w:type="spellStart"/>
+      <w:r>
+        <w:rPr>
+          <w:rStyle w:val="e"/>
+        </w:rPr>
+        <w:t>makingChargePercent</w:t>
+      </w:r>
+      <w:proofErr w:type="spellEnd"/>
+      <w:r>
+        <w:t>);</w:t>
+      </w:r>
+      <w:r>
+        <w:br/>
+      </w:r>
+      <w:r>
+        <w:br/>
+        <w:t xml:space="preserve">    </w:t>
+      </w:r>
+      <w:proofErr w:type="spellStart"/>
+      <w:r>
+        <w:rPr>
+          <w:rStyle w:val="e"/>
+        </w:rPr>
+        <w:t>goldAmount</w:t>
+      </w:r>
+      <w:proofErr w:type="spellEnd"/>
+      <w:r>
+        <w:t xml:space="preserve"> </w:t>
+      </w:r>
+      <w:r>
+        <w:rPr>
+          <w:rStyle w:val="8"/>
+        </w:rPr>
+        <w:t>=</w:t>
+      </w:r>
+      <w:r>
+        <w:t xml:space="preserve"> </w:t>
+      </w:r>
+      <w:r>
+        <w:rPr>
+          <w:rStyle w:val="e"/>
+        </w:rPr>
+        <w:t>rate</w:t>
+      </w:r>
+      <w:r>
+        <w:t xml:space="preserve"> </w:t>
+      </w:r>
+      <w:r>
+        <w:rPr>
+          <w:rStyle w:val="8"/>
+        </w:rPr>
+        <w:t>*</w:t>
+      </w:r>
+      <w:r>
+        <w:t xml:space="preserve"> </w:t>
+      </w:r>
+      <w:r>
+        <w:rPr>
+          <w:rStyle w:val="e"/>
+        </w:rPr>
+        <w:t>weight</w:t>
+      </w:r>
+      <w:r>
+        <w:t>;</w:t>
+      </w:r>
+      <w:r>
+        <w:br/>
+        <w:t xml:space="preserve">    </w:t>
+      </w:r>
+      <w:proofErr w:type="spellStart"/>
+      <w:r>
+        <w:rPr>
+          <w:rStyle w:val="e"/>
+        </w:rPr>
+        <w:t>makingCharge</w:t>
+      </w:r>
+      <w:proofErr w:type="spellEnd"/>
+      <w:r>
+        <w:t xml:space="preserve"> </w:t>
+      </w:r>
+      <w:r>
+        <w:rPr>
+          <w:rStyle w:val="8"/>
+        </w:rPr>
+        <w:t>=</w:t>
+      </w:r>
+      <w:r>
+        <w:t xml:space="preserve"> (</w:t>
+      </w:r>
+      <w:proofErr w:type="spellStart"/>
+      <w:r>
+        <w:rPr>
+          <w:rStyle w:val="e"/>
+        </w:rPr>
+        <w:t>makingChargePercent</w:t>
+      </w:r>
+      <w:proofErr w:type="spellEnd"/>
+      <w:r>
+        <w:t xml:space="preserve"> </w:t>
+      </w:r>
+      <w:r>
+        <w:rPr>
+          <w:rStyle w:val="8"/>
+        </w:rPr>
+        <w:t>/</w:t>
+      </w:r>
+      <w:r>
+        <w:t xml:space="preserve"> </w:t>
+      </w:r>
+      <w:r>
+        <w:rPr>
+          <w:rStyle w:val="b"/>
+        </w:rPr>
+        <w:t>100</w:t>
+      </w:r>
+      <w:r>
+        <w:t xml:space="preserve">) </w:t>
+      </w:r>
+      <w:r>
+        <w:rPr>
+          <w:rStyle w:val="8"/>
+        </w:rPr>
+        <w:t>*</w:t>
+      </w:r>
+      <w:r>
+        <w:t xml:space="preserve"> </w:t>
+      </w:r>
+      <w:proofErr w:type="spellStart"/>
+      <w:r>
+        <w:rPr>
+          <w:rStyle w:val="e"/>
+        </w:rPr>
+        <w:t>goldAmount</w:t>
+      </w:r>
+      <w:proofErr w:type="spellEnd"/>
+      <w:r>
+        <w:t>;</w:t>
+      </w:r>
+      <w:r>
+        <w:br/>
+        <w:t xml:space="preserve">    </w:t>
+      </w:r>
+      <w:proofErr w:type="spellStart"/>
+      <w:r>
+        <w:rPr>
+          <w:rStyle w:val="e"/>
+        </w:rPr>
+        <w:t>gst</w:t>
+      </w:r>
+      <w:proofErr w:type="spellEnd"/>
+      <w:r>
+        <w:t xml:space="preserve"> </w:t>
+      </w:r>
+      <w:r>
+        <w:rPr>
+          <w:rStyle w:val="8"/>
+        </w:rPr>
+        <w:t>=</w:t>
+      </w:r>
+      <w:r>
+        <w:t xml:space="preserve"> </w:t>
+      </w:r>
+      <w:r>
+        <w:rPr>
+          <w:rStyle w:val="b"/>
+        </w:rPr>
+        <w:t>0.03</w:t>
+      </w:r>
+      <w:r>
+        <w:t xml:space="preserve"> </w:t>
+      </w:r>
+      <w:r>
+        <w:rPr>
+          <w:rStyle w:val="8"/>
+        </w:rPr>
+        <w:t>*</w:t>
+      </w:r>
+      <w:r>
+        <w:t xml:space="preserve"> (</w:t>
+      </w:r>
+      <w:proofErr w:type="spellStart"/>
+      <w:r>
+        <w:rPr>
+          <w:rStyle w:val="e"/>
+        </w:rPr>
+        <w:t>goldAmount</w:t>
+      </w:r>
+      <w:proofErr w:type="spellEnd"/>
+      <w:r>
+        <w:t xml:space="preserve"> </w:t>
+      </w:r>
+      <w:r>
+        <w:rPr>
+          <w:rStyle w:val="8"/>
+        </w:rPr>
+        <w:t>+</w:t>
+      </w:r>
+      <w:r>
+        <w:t xml:space="preserve"> </w:t>
+      </w:r>
+      <w:proofErr w:type="spellStart"/>
+      <w:r>
+        <w:rPr>
+          <w:rStyle w:val="e"/>
+        </w:rPr>
+        <w:t>makingCharge</w:t>
+      </w:r>
+      <w:proofErr w:type="spellEnd"/>
+      <w:r>
+        <w:t>);</w:t>
+      </w:r>
+      <w:r>
+        <w:br/>
+        <w:t xml:space="preserve">    </w:t>
+      </w:r>
+      <w:proofErr w:type="spellStart"/>
+      <w:r>
+        <w:rPr>
+          <w:rStyle w:val="e"/>
+        </w:rPr>
+        <w:t>totalAmount</w:t>
+      </w:r>
+      <w:proofErr w:type="spellEnd"/>
+      <w:r>
+        <w:t xml:space="preserve"> </w:t>
+      </w:r>
+      <w:r>
+        <w:rPr>
+          <w:rStyle w:val="8"/>
+        </w:rPr>
+        <w:t>=</w:t>
+      </w:r>
+      <w:r>
+        <w:t xml:space="preserve"> </w:t>
+      </w:r>
+      <w:proofErr w:type="spellStart"/>
+      <w:r>
+        <w:rPr>
+          <w:rStyle w:val="e"/>
+        </w:rPr>
+        <w:t>goldAmount</w:t>
+      </w:r>
+      <w:proofErr w:type="spellEnd"/>
+      <w:r>
+        <w:t xml:space="preserve"> </w:t>
+      </w:r>
+      <w:r>
+        <w:rPr>
+          <w:rStyle w:val="8"/>
+        </w:rPr>
+        <w:t>+</w:t>
+      </w:r>
+      <w:r>
+        <w:t xml:space="preserve"> </w:t>
+      </w:r>
+      <w:proofErr w:type="spellStart"/>
+      <w:r>
+        <w:rPr>
+          <w:rStyle w:val="e"/>
+        </w:rPr>
+        <w:t>makingCharge</w:t>
+      </w:r>
+      <w:proofErr w:type="spellEnd"/>
+      <w:r>
+        <w:t xml:space="preserve"> </w:t>
+      </w:r>
+      <w:r>
+        <w:rPr>
+          <w:rStyle w:val="8"/>
+        </w:rPr>
+        <w:t>+</w:t>
+      </w:r>
+      <w:r>
+        <w:t xml:space="preserve"> </w:t>
+      </w:r>
+      <w:proofErr w:type="spellStart"/>
+      <w:r>
+        <w:rPr>
+          <w:rStyle w:val="e"/>
+        </w:rPr>
+        <w:t>gst</w:t>
+      </w:r>
+      <w:proofErr w:type="spellEnd"/>
+      <w:r>
+        <w:t>;</w:t>
+      </w:r>
+      <w:r>
+        <w:br/>
+      </w:r>
+      <w:r>
+        <w:br/>
+        <w:t xml:space="preserve">    </w:t>
+      </w:r>
+      <w:proofErr w:type="spellStart"/>
+      <w:r>
+        <w:rPr>
+          <w:rStyle w:val="e"/>
+        </w:rPr>
+        <w:t>printf</w:t>
+      </w:r>
+      <w:proofErr w:type="spellEnd"/>
+      <w:r>
+        <w:t>(</w:t>
+      </w:r>
+      <w:r>
+        <w:rPr>
+          <w:rStyle w:val="c"/>
+        </w:rPr>
+        <w:t>"\n----- BILL DETAILS -----\n"</w:t>
+      </w:r>
+      <w:r>
+        <w:t>);</w:t>
+      </w:r>
+      <w:r>
+        <w:br/>
+        <w:t xml:space="preserve">    </w:t>
+      </w:r>
+      <w:proofErr w:type="spellStart"/>
+      <w:r>
+        <w:rPr>
+          <w:rStyle w:val="e"/>
+        </w:rPr>
+        <w:t>printf</w:t>
+      </w:r>
+      <w:proofErr w:type="spellEnd"/>
+      <w:r>
+        <w:t>(</w:t>
+      </w:r>
+      <w:r>
+        <w:rPr>
+          <w:rStyle w:val="c"/>
+        </w:rPr>
+        <w:t>"Gold Amount      : %.2f\n"</w:t>
+      </w:r>
+      <w:r>
+        <w:t xml:space="preserve">, </w:t>
+      </w:r>
+      <w:proofErr w:type="spellStart"/>
+      <w:r>
+        <w:rPr>
+          <w:rStyle w:val="e"/>
+        </w:rPr>
+        <w:t>goldAmount</w:t>
+      </w:r>
+      <w:proofErr w:type="spellEnd"/>
+      <w:r>
+        <w:t>);</w:t>
+      </w:r>
+      <w:r>
+        <w:br/>
+        <w:t xml:space="preserve">    </w:t>
+      </w:r>
+      <w:proofErr w:type="spellStart"/>
+      <w:r>
+        <w:rPr>
+          <w:rStyle w:val="e"/>
+        </w:rPr>
+        <w:t>printf</w:t>
+      </w:r>
+      <w:proofErr w:type="spellEnd"/>
+      <w:r>
+        <w:t>(</w:t>
+      </w:r>
+      <w:r>
+        <w:rPr>
+          <w:rStyle w:val="c"/>
+        </w:rPr>
+        <w:t>"Making Charge    : %.2f\n"</w:t>
+      </w:r>
+      <w:r>
+        <w:t xml:space="preserve">, </w:t>
+      </w:r>
+      <w:proofErr w:type="spellStart"/>
+      <w:r>
+        <w:rPr>
+          <w:rStyle w:val="e"/>
+        </w:rPr>
+        <w:t>makingCharge</w:t>
+      </w:r>
+      <w:proofErr w:type="spellEnd"/>
+      <w:r>
+        <w:t>);</w:t>
+      </w:r>
+      <w:r>
+        <w:br/>
+        <w:t xml:space="preserve">    </w:t>
+      </w:r>
+      <w:proofErr w:type="spellStart"/>
+      <w:r>
+        <w:rPr>
+          <w:rStyle w:val="e"/>
+        </w:rPr>
+        <w:t>printf</w:t>
+      </w:r>
+      <w:proofErr w:type="spellEnd"/>
+      <w:r>
+        <w:t>(</w:t>
+      </w:r>
+      <w:r>
+        <w:rPr>
+          <w:rStyle w:val="c"/>
+        </w:rPr>
+        <w:t>"GST (3%%)         : %.2f\n"</w:t>
+      </w:r>
+      <w:r>
+        <w:t xml:space="preserve">, </w:t>
+      </w:r>
+      <w:proofErr w:type="spellStart"/>
+      <w:r>
+        <w:rPr>
+          <w:rStyle w:val="e"/>
+        </w:rPr>
+        <w:t>gst</w:t>
+      </w:r>
+      <w:proofErr w:type="spellEnd"/>
+      <w:r>
+        <w:t>);</w:t>
+      </w:r>
+      <w:r>
+        <w:br/>
+        <w:t xml:space="preserve">    </w:t>
+      </w:r>
+      <w:proofErr w:type="spellStart"/>
+      <w:r>
+        <w:rPr>
+          <w:rStyle w:val="e"/>
+        </w:rPr>
+        <w:t>printf</w:t>
+      </w:r>
+      <w:proofErr w:type="spellEnd"/>
+      <w:r>
+        <w:t>(</w:t>
+      </w:r>
+      <w:r>
+        <w:rPr>
+          <w:rStyle w:val="c"/>
+        </w:rPr>
+        <w:t>"Total Amount     : %.2f\n"</w:t>
+      </w:r>
+      <w:r>
+        <w:t xml:space="preserve">, </w:t>
+      </w:r>
+      <w:proofErr w:type="spellStart"/>
+      <w:r>
+        <w:rPr>
+          <w:rStyle w:val="e"/>
+        </w:rPr>
+        <w:t>totalAmount</w:t>
+      </w:r>
+      <w:proofErr w:type="spellEnd"/>
+      <w:r>
+        <w:t>);</w:t>
+      </w:r>
+      <w:r>
+        <w:br/>
+      </w:r>
+      <w:r>
+        <w:br/>
+        <w:t xml:space="preserve">    </w:t>
+      </w:r>
+      <w:r>
+        <w:rPr>
+          <w:rStyle w:val="8"/>
+        </w:rPr>
+        <w:t>return</w:t>
+      </w:r>
+      <w:r>
+        <w:t xml:space="preserve"> </w:t>
+      </w:r>
+      <w:r>
+        <w:rPr>
+          <w:rStyle w:val="b"/>
+        </w:rPr>
+        <w:t>0</w:t>
+      </w:r>
+      <w:r>
+        <w:t>;</w:t>
+      </w:r>
+      <w:r>
+        <w:br/>
+        <w:t>}</w:t>
+      </w:r>
+    </w:p>
+    <w:p>
+      <w:r>
+        <w:pict>
+          <v:rect id="_x0000_i1034" style="width:0;height:1.5pt" o:hralign="center" o:hrstd="t" o:hr="t" fillcolor="#a0a0a0" stroked="f"/>
+        </w:pict>
+      </w:r>
+    </w:p>
+    <w:p>
+      <w:pPr>
+        <w:pStyle w:val="Heading2"/>
+      </w:pPr>
+      <w:r>
+        <w:t>10. Sample Input / Output</w:t>
+      </w:r>
+    </w:p>
+    <w:p>
+      <w:pPr>
+        <w:pStyle w:val="NormalWeb"/>
+      </w:pPr>
+      <w:r>
+        <w:rPr>
+          <w:rStyle w:val="Strong"/>
+        </w:rPr>
+        <w:t>Input</w:t>
+      </w:r>
+      <w:proofErr w:type="gramStart"/>
+      <w:r>
+        <w:rPr>
+          <w:rStyle w:val="Strong"/>
+        </w:rPr>
+        <w:t>:</w:t>
+      </w:r>
+      <w:proofErr w:type="gramEnd"/>
+      <w:r>
+        <w:br/>
+        <w:t>Gold Rate per gram: 6000</w:t>
+      </w:r>
+      <w:r>
+        <w:br/>
+        <w:t>Gold Weight: 10</w:t>
+      </w:r>
+      <w:r>
+        <w:br/>
+        <w:t>Making Charge: 12</w:t>
+      </w:r>
+    </w:p>
+    <w:p>
+      <w:pPr>
+        <w:pStyle w:val="NormalWeb"/>
+      </w:pPr>
+      <w:r>
+        <w:rPr>
+          <w:rStyle w:val="Strong"/>
+        </w:rPr>
+        <w:t>Output</w:t>
+      </w:r>
+      <w:proofErr w:type="gramStart"/>
+      <w:r>
+        <w:rPr>
+          <w:rStyle w:val="Strong"/>
+        </w:rPr>
+        <w:t>:</w:t>
+      </w:r>
+      <w:proofErr w:type="gramEnd"/>
+      <w:r>
+        <w:br/>
+        <w:t>Gold Amount = 60000.00</w:t>
+      </w:r>
+      <w:r>
+        <w:br/>
+        <w:t>Making Charge = 7200.00</w:t>
+      </w:r>
+      <w:r>
+        <w:br/>
+        <w:t>GST (3%) = 2016.00</w:t>
+      </w:r>
+      <w:r>
+        <w:br/>
+        <w:t>Total Amount = 69216.00</w:t>
+      </w:r>
+    </w:p>
+    <w:p>
+      <w:r>
+        <w:pict>
+          <v:rect id="_x0000_i1035" style="width:0;height:1.5pt" o:hralign="center" o:hrstd="t" o:hr="t" fillcolor="#a0a0a0" stroked="f"/>
+        </w:pict>
+      </w:r>
+    </w:p>
+    <w:p>
+      <w:pPr>
+        <w:pStyle w:val="Heading2"/>
+      </w:pPr>
+      <w:r>
+        <w:t>11. Result</w:t>
+      </w:r>
+    </w:p>
+    <w:p>
+      <w:pPr>
+        <w:pStyle w:val="NormalWeb"/>
+      </w:pPr>
+      <w:r>
+        <w:t xml:space="preserve">The program executed successfully and calculated the </w:t>
+      </w:r>
+      <w:proofErr w:type="spellStart"/>
+      <w:r>
         <w:t>jewellery</w:t>
       </w:r>
       <w:proofErr w:type="spellEnd"/>
       <w:r>
-        <w:rPr>
-          <w:rFonts w:ascii="Times New Roman" w:eastAsia="Times New Roman" w:hAnsi="Times New Roman" w:cs="Times New Roman"/>
-          <w:sz w:val="24"/>
-          <w:szCs w:val="24"/>
-        </w:rPr>
-        <w:t xml:space="preserve"> billing accurately</w:t>
-      </w:r>
-    </w:p>
-    <w:p>
-      <w:pPr>
-        <w:spacing w:before="100" w:beforeAutospacing="1" w:after="100" w:afterAutospacing="1" w:line="240" w:lineRule="auto"/>
-        <w:outlineLvl w:val="1"/>
-        <w:rPr>
-          <w:rFonts w:ascii="Times New Roman" w:eastAsia="Times New Roman" w:hAnsi="Times New Roman" w:cs="Times New Roman"/>
-          <w:b/>
-          <w:bCs/>
-          <w:sz w:val="36"/>
-          <w:szCs w:val="36"/>
-        </w:rPr>
-      </w:pPr>
-      <w:r>
-        <w:rPr>
-          <w:rFonts w:ascii="Times New Roman" w:eastAsia="Times New Roman" w:hAnsi="Times New Roman" w:cs="Times New Roman"/>
-          <w:b/>
-          <w:bCs/>
-          <w:sz w:val="36"/>
-          <w:szCs w:val="36"/>
-        </w:rPr>
-        <w:t>Software Requirement</w:t>
-      </w:r>
-    </w:p>
-    <w:p>
-      <w:pPr>
-        <w:numPr>
-          <w:ilvl w:val="0"/>
-          <w:numId w:val="2"/>
-        </w:numPr>
-        <w:spacing w:before="100" w:beforeAutospacing="1" w:after="100" w:afterAutospacing="1" w:line="240" w:lineRule="auto"/>
-        <w:rPr>
-          <w:rFonts w:ascii="Times New Roman" w:eastAsia="Times New Roman" w:hAnsi="Times New Roman" w:cs="Times New Roman"/>
-          <w:sz w:val="24"/>
-          <w:szCs w:val="24"/>
-        </w:rPr>
-      </w:pPr>
-      <w:r>
-        <w:rPr>
-          <w:rFonts w:ascii="Times New Roman" w:eastAsia="Times New Roman" w:hAnsi="Times New Roman" w:cs="Times New Roman"/>
-          <w:sz w:val="24"/>
-          <w:szCs w:val="24"/>
-        </w:rPr>
-        <w:t>Turbo C / GCC Compiler</w:t>
-      </w:r>
-    </w:p>
-    <w:p>
-      <w:pPr>
-        <w:numPr>
-          <w:ilvl w:val="0"/>
-          <w:numId w:val="2"/>
-        </w:numPr>
-        <w:spacing w:before="100" w:beforeAutospacing="1" w:after="100" w:afterAutospacing="1" w:line="240" w:lineRule="auto"/>
-        <w:rPr>
-          <w:rFonts w:ascii="Times New Roman" w:eastAsia="Times New Roman" w:hAnsi="Times New Roman" w:cs="Times New Roman"/>
-          <w:sz w:val="24"/>
-          <w:szCs w:val="24"/>
-        </w:rPr>
-      </w:pPr>
-      <w:r>
-        <w:rPr>
-          <w:rFonts w:ascii="Times New Roman" w:eastAsia="Times New Roman" w:hAnsi="Times New Roman" w:cs="Times New Roman"/>
-          <w:sz w:val="24"/>
-          <w:szCs w:val="24"/>
-        </w:rPr>
-        <w:t>Windows / Linux OS</w:t>
-      </w:r>
-    </w:p>
-    <w:p>
-      <w:pPr>
-        <w:spacing w:before="100" w:beforeAutospacing="1" w:after="100" w:afterAutospacing="1" w:line="240" w:lineRule="auto"/>
-        <w:outlineLvl w:val="1"/>
-        <w:rPr>
-          <w:rFonts w:ascii="Times New Roman" w:eastAsia="Times New Roman" w:hAnsi="Times New Roman" w:cs="Times New Roman"/>
-          <w:b/>
-          <w:bCs/>
-          <w:sz w:val="36"/>
-          <w:szCs w:val="36"/>
-        </w:rPr>
-      </w:pPr>
-      <w:r>
-        <w:rPr>
-          <w:rFonts w:ascii="Times New Roman" w:eastAsia="Times New Roman" w:hAnsi="Times New Roman" w:cs="Times New Roman"/>
-          <w:b/>
-          <w:bCs/>
-          <w:sz w:val="36"/>
-          <w:szCs w:val="36"/>
-        </w:rPr>
-        <w:t>Algorithm</w:t>
-      </w:r>
-    </w:p>
-    <w:p>
-      <w:pPr>
-        <w:numPr>
-          <w:ilvl w:val="0"/>
-          <w:numId w:val="3"/>
-        </w:numPr>
-        <w:spacing w:before="100" w:beforeAutospacing="1" w:after="100" w:afterAutospacing="1" w:line="240" w:lineRule="auto"/>
-        <w:rPr>
-          <w:rFonts w:ascii="Times New Roman" w:eastAsia="Times New Roman" w:hAnsi="Times New Roman" w:cs="Times New Roman"/>
-          <w:sz w:val="24"/>
-          <w:szCs w:val="24"/>
-        </w:rPr>
-      </w:pPr>
-      <w:r>
-        <w:rPr>
-          <w:rFonts w:ascii="Times New Roman" w:eastAsia="Times New Roman" w:hAnsi="Times New Roman" w:cs="Times New Roman"/>
-          <w:sz w:val="24"/>
-          <w:szCs w:val="24"/>
-        </w:rPr>
-        <w:t>Start the program.</w:t>
-      </w:r>
-    </w:p>
-    <w:p>
-      <w:pPr>
-        <w:numPr>
-          <w:ilvl w:val="0"/>
-          <w:numId w:val="3"/>
-        </w:numPr>
-        <w:spacing w:before="100" w:beforeAutospacing="1" w:after="100" w:afterAutospacing="1" w:line="240" w:lineRule="auto"/>
-        <w:rPr>
-          <w:rFonts w:ascii="Times New Roman" w:eastAsia="Times New Roman" w:hAnsi="Times New Roman" w:cs="Times New Roman"/>
-          <w:sz w:val="24"/>
-          <w:szCs w:val="24"/>
-        </w:rPr>
-      </w:pPr>
-      <w:r>
-        <w:rPr>
-          <w:rFonts w:ascii="Times New Roman" w:eastAsia="Times New Roman" w:hAnsi="Times New Roman" w:cs="Times New Roman"/>
-          <w:sz w:val="24"/>
-          <w:szCs w:val="24"/>
-        </w:rPr>
-        <w:t>Declare variables for rate, weight, making charge, GST, and total amount.</w:t>
-      </w:r>
-    </w:p>
-    <w:p>
-      <w:pPr>
-        <w:numPr>
-          <w:ilvl w:val="0"/>
-          <w:numId w:val="3"/>
-        </w:numPr>
-        <w:spacing w:before="100" w:beforeAutospacing="1" w:after="100" w:afterAutospacing="1" w:line="240" w:lineRule="auto"/>
-        <w:rPr>
-          <w:rFonts w:ascii="Times New Roman" w:eastAsia="Times New Roman" w:hAnsi="Times New Roman" w:cs="Times New Roman"/>
-          <w:sz w:val="24"/>
-          <w:szCs w:val="24"/>
-        </w:rPr>
-      </w:pPr>
-      <w:r>
-        <w:rPr>
-          <w:rFonts w:ascii="Times New Roman" w:eastAsia="Times New Roman" w:hAnsi="Times New Roman" w:cs="Times New Roman"/>
-          <w:sz w:val="24"/>
-          <w:szCs w:val="24"/>
-        </w:rPr>
-        <w:t>Read gold rate per gram from user.</w:t>
-      </w:r>
-    </w:p>
-    <w:p>
-      <w:pPr>
-        <w:numPr>
-          <w:ilvl w:val="0"/>
-          <w:numId w:val="3"/>
-        </w:numPr>
-        <w:spacing w:before="100" w:beforeAutospacing="1" w:after="100" w:afterAutospacing="1" w:line="240" w:lineRule="auto"/>
-        <w:rPr>
-          <w:rFonts w:ascii="Times New Roman" w:eastAsia="Times New Roman" w:hAnsi="Times New Roman" w:cs="Times New Roman"/>
-          <w:sz w:val="24"/>
-          <w:szCs w:val="24"/>
-        </w:rPr>
-      </w:pPr>
-      <w:r>
-        <w:rPr>
-          <w:rFonts w:ascii="Times New Roman" w:eastAsia="Times New Roman" w:hAnsi="Times New Roman" w:cs="Times New Roman"/>
-          <w:sz w:val="24"/>
-          <w:szCs w:val="24"/>
-        </w:rPr>
-        <w:t>Read weight of gold.</w:t>
-      </w:r>
-    </w:p>
-    <w:p>
-      <w:pPr>
-        <w:numPr>
-          <w:ilvl w:val="0"/>
-          <w:numId w:val="3"/>
-        </w:numPr>
-        <w:spacing w:before="100" w:beforeAutospacing="1" w:after="100" w:afterAutospacing="1" w:line="240" w:lineRule="auto"/>
-        <w:rPr>
-          <w:rFonts w:ascii="Times New Roman" w:eastAsia="Times New Roman" w:hAnsi="Times New Roman" w:cs="Times New Roman"/>
-          <w:sz w:val="24"/>
-          <w:szCs w:val="24"/>
-        </w:rPr>
-      </w:pPr>
-      <w:r>
-        <w:rPr>
-          <w:rFonts w:ascii="Times New Roman" w:eastAsia="Times New Roman" w:hAnsi="Times New Roman" w:cs="Times New Roman"/>
-          <w:sz w:val="24"/>
-          <w:szCs w:val="24"/>
-        </w:rPr>
-        <w:t>Read making charge percentage.</w:t>
-      </w:r>
-    </w:p>
-    <w:p>
-      <w:pPr>
-        <w:numPr>
-          <w:ilvl w:val="0"/>
-          <w:numId w:val="3"/>
-        </w:numPr>
-        <w:spacing w:before="100" w:beforeAutospacing="1" w:after="100" w:afterAutospacing="1" w:line="240" w:lineRule="auto"/>
-        <w:rPr>
-          <w:rFonts w:ascii="Times New Roman" w:eastAsia="Times New Roman" w:hAnsi="Times New Roman" w:cs="Times New Roman"/>
-          <w:sz w:val="24"/>
-          <w:szCs w:val="24"/>
-        </w:rPr>
-      </w:pPr>
-      <w:r>
-        <w:rPr>
-          <w:rFonts w:ascii="Times New Roman" w:eastAsia="Times New Roman" w:hAnsi="Times New Roman" w:cs="Times New Roman"/>
-          <w:sz w:val="24"/>
-          <w:szCs w:val="24"/>
-        </w:rPr>
-        <w:t>Calculate gold amount = rate × weight.</w:t>
-      </w:r>
-    </w:p>
-    <w:p>
-      <w:pPr>
-        <w:numPr>
-          <w:ilvl w:val="0"/>
-          <w:numId w:val="3"/>
-        </w:numPr>
-        <w:spacing w:before="100" w:beforeAutospacing="1" w:after="100" w:afterAutospacing="1" w:line="240" w:lineRule="auto"/>
-        <w:rPr>
-          <w:rFonts w:ascii="Times New Roman" w:eastAsia="Times New Roman" w:hAnsi="Times New Roman" w:cs="Times New Roman"/>
-          <w:sz w:val="24"/>
-          <w:szCs w:val="24"/>
-        </w:rPr>
-      </w:pPr>
-      <w:r>
-        <w:rPr>
-          <w:rFonts w:ascii="Times New Roman" w:eastAsia="Times New Roman" w:hAnsi="Times New Roman" w:cs="Times New Roman"/>
-          <w:sz w:val="24"/>
-          <w:szCs w:val="24"/>
-        </w:rPr>
-        <w:t>Calculate making charge.</w:t>
-      </w:r>
-    </w:p>
-    <w:p>
-      <w:pPr>
-        <w:numPr>
-          <w:ilvl w:val="0"/>
-          <w:numId w:val="3"/>
-        </w:numPr>
-        <w:spacing w:before="100" w:beforeAutospacing="1" w:after="100" w:afterAutospacing="1" w:line="240" w:lineRule="auto"/>
-        <w:rPr>
-          <w:rFonts w:ascii="Times New Roman" w:eastAsia="Times New Roman" w:hAnsi="Times New Roman" w:cs="Times New Roman"/>
-          <w:sz w:val="24"/>
-          <w:szCs w:val="24"/>
-        </w:rPr>
-      </w:pPr>
-      <w:r>
-        <w:rPr>
-          <w:rFonts w:ascii="Times New Roman" w:eastAsia="Times New Roman" w:hAnsi="Times New Roman" w:cs="Times New Roman"/>
-          <w:sz w:val="24"/>
-          <w:szCs w:val="24"/>
-        </w:rPr>
-        <w:t>Calculate GST (3%).</w:t>
-      </w:r>
-    </w:p>
-    <w:p>
-      <w:pPr>
-        <w:numPr>
-          <w:ilvl w:val="0"/>
-          <w:numId w:val="3"/>
-        </w:numPr>
-        <w:spacing w:before="100" w:beforeAutospacing="1" w:after="100" w:afterAutospacing="1" w:line="240" w:lineRule="auto"/>
-        <w:rPr>
-          <w:rFonts w:ascii="Times New Roman" w:eastAsia="Times New Roman" w:hAnsi="Times New Roman" w:cs="Times New Roman"/>
-          <w:sz w:val="24"/>
-          <w:szCs w:val="24"/>
-        </w:rPr>
-      </w:pPr>
-      <w:r>
-        <w:rPr>
-          <w:rFonts w:ascii="Times New Roman" w:eastAsia="Times New Roman" w:hAnsi="Times New Roman" w:cs="Times New Roman"/>
-          <w:sz w:val="24"/>
-          <w:szCs w:val="24"/>
-        </w:rPr>
-        <w:t>Calculate total bill amount.</w:t>
-      </w:r>
-    </w:p>
-    <w:p>
-      <w:pPr>
-        <w:numPr>
-          <w:ilvl w:val="0"/>
-          <w:numId w:val="3"/>
-        </w:numPr>
-        <w:spacing w:before="100" w:beforeAutospacing="1" w:after="100" w:afterAutospacing="1" w:line="240" w:lineRule="auto"/>
-        <w:rPr>
-          <w:rFonts w:ascii="Times New Roman" w:eastAsia="Times New Roman" w:hAnsi="Times New Roman" w:cs="Times New Roman"/>
-          <w:sz w:val="24"/>
-          <w:szCs w:val="24"/>
-        </w:rPr>
-      </w:pPr>
-      <w:r>
-        <w:rPr>
-          <w:rFonts w:ascii="Times New Roman" w:eastAsia="Times New Roman" w:hAnsi="Times New Roman" w:cs="Times New Roman"/>
-          <w:sz w:val="24"/>
-          <w:szCs w:val="24"/>
-        </w:rPr>
-        <w:t>Display bill details.</w:t>
-      </w:r>
-    </w:p>
-    <w:p>
-      <w:pPr>
-        <w:numPr>
-          <w:ilvl w:val="0"/>
-          <w:numId w:val="3"/>
-        </w:numPr>
-        <w:spacing w:before="100" w:beforeAutospacing="1" w:after="100" w:afterAutospacing="1" w:line="240" w:lineRule="auto"/>
-        <w:rPr>
-          <w:rFonts w:ascii="Times New Roman" w:eastAsia="Times New Roman" w:hAnsi="Times New Roman" w:cs="Times New Roman"/>
-          <w:sz w:val="24"/>
-          <w:szCs w:val="24"/>
-        </w:rPr>
-      </w:pPr>
-      <w:r>
-        <w:rPr>
-          <w:rFonts w:ascii="Times New Roman" w:eastAsia="Times New Roman" w:hAnsi="Times New Roman" w:cs="Times New Roman"/>
-          <w:sz w:val="24"/>
-          <w:szCs w:val="24"/>
-        </w:rPr>
-        <w:t>Stop the program.</w:t>
-      </w:r>
-    </w:p>
-    <w:p>
-      <w:pPr>
-        <w:spacing w:before="100" w:beforeAutospacing="1" w:after="100" w:afterAutospacing="1" w:line="240" w:lineRule="auto"/>
-        <w:outlineLvl w:val="1"/>
-        <w:rPr>
-          <w:rFonts w:ascii="Times New Roman" w:eastAsia="Times New Roman" w:hAnsi="Times New Roman" w:cs="Times New Roman"/>
-          <w:b/>
-          <w:bCs/>
-          <w:sz w:val="36"/>
-          <w:szCs w:val="36"/>
-        </w:rPr>
-      </w:pPr>
-      <w:r>
-        <w:rPr>
-          <w:rFonts w:ascii="Times New Roman" w:eastAsia="Times New Roman" w:hAnsi="Times New Roman" w:cs="Times New Roman"/>
-          <w:b/>
-          <w:bCs/>
-          <w:sz w:val="36"/>
-          <w:szCs w:val="36"/>
-        </w:rPr>
-        <w:t>Conclusion</w:t>
-      </w:r>
-    </w:p>
-    <w:p>
-      <w:pPr>
-        <w:spacing w:before="100" w:beforeAutospacing="1" w:after="100" w:afterAutospacing="1" w:line="240" w:lineRule="auto"/>
-        <w:rPr>
-          <w:rFonts w:ascii="Times New Roman" w:eastAsia="Times New Roman" w:hAnsi="Times New Roman" w:cs="Times New Roman"/>
-          <w:sz w:val="24"/>
-          <w:szCs w:val="24"/>
-        </w:rPr>
-      </w:pPr>
-      <w:r>
-        <w:rPr>
-          <w:rFonts w:ascii="Times New Roman" w:eastAsia="Times New Roman" w:hAnsi="Times New Roman" w:cs="Times New Roman"/>
-          <w:sz w:val="24"/>
-          <w:szCs w:val="24"/>
-        </w:rPr>
+        <w:t xml:space="preserve"> bill correctly based on user input.</w:t>
+      </w:r>
+    </w:p>
+    <w:p>
+      <w:r>
+        <w:pict>
+          <v:rect id="_x0000_i1036" style="width:0;height:1.5pt" o:hralign="center" o:hrstd="t" o:hr="t" fillcolor="#a0a0a0" stroked="f"/>
+        </w:pict>
+      </w:r>
+    </w:p>
+    <w:p>
+      <w:pPr>
+        <w:pStyle w:val="Heading2"/>
+      </w:pPr>
+      <w:r>
+        <w:lastRenderedPageBreak/>
+        <w:t>12. Applications</w:t>
+      </w:r>
+    </w:p>
+    <w:p>
+      <w:pPr>
+        <w:pStyle w:val="NormalWeb"/>
+      </w:pPr>
+      <w:r>
+        <w:t xml:space="preserve">• Small </w:t>
+      </w:r>
+      <w:proofErr w:type="spellStart"/>
+      <w:r>
+        <w:t>jewellery</w:t>
+      </w:r>
+      <w:proofErr w:type="spellEnd"/>
+      <w:r>
+        <w:t xml:space="preserve"> shop billing</w:t>
+      </w:r>
+      <w:r>
+        <w:br/>
+        <w:t>• Academic mini project</w:t>
+      </w:r>
+      <w:r>
+        <w:br/>
+        <w:t>• Learning financial calculations in C</w:t>
+      </w:r>
+      <w:r>
+        <w:br/>
+        <w:t>• Beginner-level software development</w:t>
+      </w:r>
+    </w:p>
+    <w:p>
+      <w:r>
+        <w:pict>
+          <v:rect id="_x0000_i1037" style="width:0;height:1.5pt" o:hralign="center" o:hrstd="t" o:hr="t" fillcolor="#a0a0a0" stroked="f"/>
+        </w:pict>
+      </w:r>
+    </w:p>
+    <w:p>
+      <w:pPr>
+        <w:pStyle w:val="Heading2"/>
+      </w:pPr>
+      <w:r>
+        <w:t>13. Conclusion</w:t>
+      </w:r>
+    </w:p>
+    <w:p>
+      <w:pPr>
+        <w:pStyle w:val="NormalWeb"/>
+      </w:pPr>
+      <w:r>
         <w:t xml:space="preserve">The </w:t>
       </w:r>
       <w:proofErr w:type="spellStart"/>
       <w:r>
-        <w:rPr>
-          <w:rFonts w:ascii="Times New Roman" w:eastAsia="Times New Roman" w:hAnsi="Times New Roman" w:cs="Times New Roman"/>
-          <w:sz w:val="24"/>
-          <w:szCs w:val="24"/>
-        </w:rPr>
         <w:t>Jewellery</w:t>
       </w:r>
       <w:proofErr w:type="spellEnd"/>
       <w:r>
-        <w:rPr>
-          <w:rFonts w:ascii="Times New Roman" w:eastAsia="Times New Roman" w:hAnsi="Times New Roman" w:cs="Times New Roman"/>
-          <w:sz w:val="24"/>
-          <w:szCs w:val="24"/>
-        </w:rPr>
-        <w:t xml:space="preserve"> Rate Management System was successfully implemented using C language. The program calculates the final bill amount including making charges and GST accurately.</w:t>
+        <w:t xml:space="preserve"> Rate Management System demonstrates basic C programming concepts such as input/output, arithmetic operations, and structured programming. It provides a simple and effective method to calculate </w:t>
+      </w:r>
+      <w:proofErr w:type="spellStart"/>
+      <w:r>
+        <w:t>jewellery</w:t>
+      </w:r>
+      <w:proofErr w:type="spellEnd"/>
+      <w:r>
+        <w:t xml:space="preserve"> billing.</w:t>
+      </w:r>
+    </w:p>
+    <w:p>
+      <w:r>
+        <w:pict>
+          <v:rect id="_x0000_i1038" style="width:0;height:1.5pt" o:hralign="center" o:hrstd="t" o:hr="t" fillcolor="#a0a0a0" stroked="f"/>
+        </w:pict>
+      </w:r>
+    </w:p>
+    <w:p>
+      <w:pPr>
+        <w:pStyle w:val="Heading2"/>
+      </w:pPr>
+      <w:r>
+        <w:t>14. Future Enhancements</w:t>
+      </w:r>
+    </w:p>
+    <w:p>
+      <w:pPr>
+        <w:pStyle w:val="NormalWeb"/>
+      </w:pPr>
+      <w:r>
+        <w:t>• Add silver rate calculation</w:t>
+      </w:r>
+      <w:r>
+        <w:br/>
+        <w:t>• Add menu-driven system</w:t>
+      </w:r>
+      <w:r>
+        <w:br/>
+        <w:t>• Store customer details</w:t>
+      </w:r>
+      <w:r>
+        <w:br/>
+        <w:t>• Add file handling for bill storage</w:t>
+      </w:r>
+      <w:r>
+        <w:br/>
+        <w:t>• Generate invoice number automatically</w:t>
+      </w:r>
+    </w:p>
+    <w:p>
+      <w:r>
+        <w:pict>
+          <v:rect id="_x0000_i1039" style="width:0;height:1.5pt" o:hralign="center" o:hrstd="t" o:hr="t" fillcolor="#a0a0a0" stroked="f"/>
+        </w:pict>
+      </w:r>
+    </w:p>
+    <w:p>
+      <w:pPr>
+        <w:pStyle w:val="Heading2"/>
+      </w:pPr>
+      <w:r>
+        <w:t>15. References</w:t>
+      </w:r>
+    </w:p>
+    <w:p>
+      <w:pPr>
+        <w:pStyle w:val="NormalWeb"/>
+      </w:pPr>
+      <w:r>
+        <w:t>• C Programming Language by Dennis Ritchie</w:t>
+      </w:r>
+      <w:r>
+        <w:br/>
+        <w:t>• Online C programming tutorials</w:t>
+      </w:r>
+      <w:r>
+        <w:br/>
+        <w:t>• Class notes</w:t>
+      </w:r>
+    </w:p>
+    <w:p>
+      <w:r>
+        <w:pict>
+          <v:rect id="_x0000_i1040" style="width:0;height:1.5pt" o:hralign="center" o:hrstd="t" o:hr="t" fillcolor="#a0a0a0" stroked="f"/>
+        </w:pict>
       </w:r>
     </w:p>
     <w:p/>
@@ -1015,6 +2268,119 @@
       </w:rPr>
     </w:lvl>
   </w:abstractNum>
+  <w:abstractNum w:abstractNumId="3">
+    <w:nsid w:val="4AD75B1D"/>
+    <w:multiLevelType w:val="hybridMultilevel"/>
+    <w:tmpl w:val="40405CEE"/>
+    <w:lvl w:ilvl="0" w:tplc="04090001">
+      <w:start w:val="1"/>
+      <w:numFmt w:val="bullet"/>
+      <w:lvlText w:val=""/>
+      <w:lvlJc w:val="left"/>
+      <w:pPr>
+        <w:ind w:left="720" w:hanging="360"/>
+      </w:pPr>
+      <w:rPr>
+        <w:rFonts w:ascii="Symbol" w:hAnsi="Symbol" w:hint="default"/>
+      </w:rPr>
+    </w:lvl>
+    <w:lvl w:ilvl="1" w:tplc="04090003" w:tentative="1">
+      <w:start w:val="1"/>
+      <w:numFmt w:val="bullet"/>
+      <w:lvlText w:val="o"/>
+      <w:lvlJc w:val="left"/>
+      <w:pPr>
+        <w:ind w:left="1440" w:hanging="360"/>
+      </w:pPr>
+      <w:rPr>
+        <w:rFonts w:ascii="Courier New" w:hAnsi="Courier New" w:cs="Courier New" w:hint="default"/>
+      </w:rPr>
+    </w:lvl>
+    <w:lvl w:ilvl="2" w:tplc="04090005" w:tentative="1">
+      <w:start w:val="1"/>
+      <w:numFmt w:val="bullet"/>
+      <w:lvlText w:val=""/>
+      <w:lvlJc w:val="left"/>
+      <w:pPr>
+        <w:ind w:left="2160" w:hanging="360"/>
+      </w:pPr>
+      <w:rPr>
+        <w:rFonts w:ascii="Wingdings" w:hAnsi="Wingdings" w:hint="default"/>
+      </w:rPr>
+    </w:lvl>
+    <w:lvl w:ilvl="3" w:tplc="04090001" w:tentative="1">
+      <w:start w:val="1"/>
+      <w:numFmt w:val="bullet"/>
+      <w:lvlText w:val=""/>
+      <w:lvlJc w:val="left"/>
+      <w:pPr>
+        <w:ind w:left="2880" w:hanging="360"/>
+      </w:pPr>
+      <w:rPr>
+        <w:rFonts w:ascii="Symbol" w:hAnsi="Symbol" w:hint="default"/>
+      </w:rPr>
+    </w:lvl>
+    <w:lvl w:ilvl="4" w:tplc="04090003" w:tentative="1">
+      <w:start w:val="1"/>
+      <w:numFmt w:val="bullet"/>
+      <w:lvlText w:val="o"/>
+      <w:lvlJc w:val="left"/>
+      <w:pPr>
+        <w:ind w:left="3600" w:hanging="360"/>
+      </w:pPr>
+      <w:rPr>
+        <w:rFonts w:ascii="Courier New" w:hAnsi="Courier New" w:cs="Courier New" w:hint="default"/>
+      </w:rPr>
+    </w:lvl>
+    <w:lvl w:ilvl="5" w:tplc="04090005" w:tentative="1">
+      <w:start w:val="1"/>
+      <w:numFmt w:val="bullet"/>
+      <w:lvlText w:val=""/>
+      <w:lvlJc w:val="left"/>
+      <w:pPr>
+        <w:ind w:left="4320" w:hanging="360"/>
+      </w:pPr>
+      <w:rPr>
+        <w:rFonts w:ascii="Wingdings" w:hAnsi="Wingdings" w:hint="default"/>
+      </w:rPr>
+    </w:lvl>
+    <w:lvl w:ilvl="6" w:tplc="04090001" w:tentative="1">
+      <w:start w:val="1"/>
+      <w:numFmt w:val="bullet"/>
+      <w:lvlText w:val=""/>
+      <w:lvlJc w:val="left"/>
+      <w:pPr>
+        <w:ind w:left="5040" w:hanging="360"/>
+      </w:pPr>
+      <w:rPr>
+        <w:rFonts w:ascii="Symbol" w:hAnsi="Symbol" w:hint="default"/>
+      </w:rPr>
+    </w:lvl>
+    <w:lvl w:ilvl="7" w:tplc="04090003" w:tentative="1">
+      <w:start w:val="1"/>
+      <w:numFmt w:val="bullet"/>
+      <w:lvlText w:val="o"/>
+      <w:lvlJc w:val="left"/>
+      <w:pPr>
+        <w:ind w:left="5760" w:hanging="360"/>
+      </w:pPr>
+      <w:rPr>
+        <w:rFonts w:ascii="Courier New" w:hAnsi="Courier New" w:cs="Courier New" w:hint="default"/>
+      </w:rPr>
+    </w:lvl>
+    <w:lvl w:ilvl="8" w:tplc="04090005" w:tentative="1">
+      <w:start w:val="1"/>
+      <w:numFmt w:val="bullet"/>
+      <w:lvlText w:val=""/>
+      <w:lvlJc w:val="left"/>
+      <w:pPr>
+        <w:ind w:left="6480" w:hanging="360"/>
+      </w:pPr>
+      <w:rPr>
+        <w:rFonts w:ascii="Wingdings" w:hAnsi="Wingdings" w:hint="default"/>
+      </w:rPr>
+    </w:lvl>
+  </w:abstractNum>
   <w:num w:numId="1">
     <w:abstractNumId w:val="2"/>
   </w:num>
@@ -1023,6 +2389,9 @@
   </w:num>
   <w:num w:numId="3">
     <w:abstractNumId w:val="0"/>
+  </w:num>
+  <w:num w:numId="4">
+    <w:abstractNumId w:val="3"/>
   </w:num>
 </w:numbering>
 </file>
@@ -1188,6 +2557,29 @@
     <w:qFormat/>
     <w:rsid w:val="00130F55"/>
   </w:style>
+  <w:style w:type="paragraph" w:styleId="Heading1">
+    <w:name w:val="heading 1"/>
+    <w:basedOn w:val="Normal"/>
+    <w:next w:val="Normal"/>
+    <w:link w:val="Heading1Char"/>
+    <w:uiPriority w:val="9"/>
+    <w:qFormat/>
+    <w:rsid w:val="00341C21"/>
+    <w:pPr>
+      <w:keepNext/>
+      <w:keepLines/>
+      <w:spacing w:before="480" w:after="0"/>
+      <w:outlineLvl w:val="0"/>
+    </w:pPr>
+    <w:rPr>
+      <w:rFonts w:asciiTheme="majorHAnsi" w:eastAsiaTheme="majorEastAsia" w:hAnsiTheme="majorHAnsi" w:cstheme="majorBidi"/>
+      <w:b/>
+      <w:bCs/>
+      <w:color w:val="365F91" w:themeColor="accent1" w:themeShade="BF"/>
+      <w:sz w:val="28"/>
+      <w:szCs w:val="28"/>
+    </w:rPr>
+  </w:style>
   <w:style w:type="paragraph" w:styleId="Heading2">
     <w:name w:val="heading 2"/>
     <w:basedOn w:val="Normal"/>
@@ -1264,6 +2656,114 @@
       <w:sz w:val="24"/>
       <w:szCs w:val="24"/>
     </w:rPr>
+  </w:style>
+  <w:style w:type="character" w:customStyle="1" w:styleId="Heading1Char">
+    <w:name w:val="Heading 1 Char"/>
+    <w:basedOn w:val="DefaultParagraphFont"/>
+    <w:link w:val="Heading1"/>
+    <w:uiPriority w:val="9"/>
+    <w:rsid w:val="00341C21"/>
+    <w:rPr>
+      <w:rFonts w:asciiTheme="majorHAnsi" w:eastAsiaTheme="majorEastAsia" w:hAnsiTheme="majorHAnsi" w:cstheme="majorBidi"/>
+      <w:b/>
+      <w:bCs/>
+      <w:color w:val="365F91" w:themeColor="accent1" w:themeShade="BF"/>
+      <w:sz w:val="28"/>
+      <w:szCs w:val="28"/>
+    </w:rPr>
+  </w:style>
+  <w:style w:type="character" w:styleId="Strong">
+    <w:name w:val="Strong"/>
+    <w:basedOn w:val="DefaultParagraphFont"/>
+    <w:uiPriority w:val="22"/>
+    <w:qFormat/>
+    <w:rsid w:val="00341C21"/>
+    <w:rPr>
+      <w:b/>
+      <w:bCs/>
+    </w:rPr>
+  </w:style>
+  <w:style w:type="paragraph" w:styleId="HTMLPreformatted">
+    <w:name w:val="HTML Preformatted"/>
+    <w:basedOn w:val="Normal"/>
+    <w:link w:val="HTMLPreformattedChar"/>
+    <w:uiPriority w:val="99"/>
+    <w:unhideWhenUsed/>
+    <w:rsid w:val="00341C21"/>
+    <w:pPr>
+      <w:tabs>
+        <w:tab w:val="left" w:pos="916"/>
+        <w:tab w:val="left" w:pos="1832"/>
+        <w:tab w:val="left" w:pos="2748"/>
+        <w:tab w:val="left" w:pos="3664"/>
+        <w:tab w:val="left" w:pos="4580"/>
+        <w:tab w:val="left" w:pos="5496"/>
+        <w:tab w:val="left" w:pos="6412"/>
+        <w:tab w:val="left" w:pos="7328"/>
+        <w:tab w:val="left" w:pos="8244"/>
+        <w:tab w:val="left" w:pos="9160"/>
+        <w:tab w:val="left" w:pos="10076"/>
+        <w:tab w:val="left" w:pos="10992"/>
+        <w:tab w:val="left" w:pos="11908"/>
+        <w:tab w:val="left" w:pos="12824"/>
+        <w:tab w:val="left" w:pos="13740"/>
+        <w:tab w:val="left" w:pos="14656"/>
+      </w:tabs>
+      <w:spacing w:after="0" w:line="240" w:lineRule="auto"/>
+    </w:pPr>
+    <w:rPr>
+      <w:rFonts w:ascii="Courier New" w:eastAsia="Times New Roman" w:hAnsi="Courier New" w:cs="Courier New"/>
+      <w:sz w:val="20"/>
+      <w:szCs w:val="20"/>
+    </w:rPr>
+  </w:style>
+  <w:style w:type="character" w:customStyle="1" w:styleId="HTMLPreformattedChar">
+    <w:name w:val="HTML Preformatted Char"/>
+    <w:basedOn w:val="DefaultParagraphFont"/>
+    <w:link w:val="HTMLPreformatted"/>
+    <w:uiPriority w:val="99"/>
+    <w:rsid w:val="00341C21"/>
+    <w:rPr>
+      <w:rFonts w:ascii="Courier New" w:eastAsia="Times New Roman" w:hAnsi="Courier New" w:cs="Courier New"/>
+      <w:sz w:val="20"/>
+      <w:szCs w:val="20"/>
+    </w:rPr>
+  </w:style>
+  <w:style w:type="character" w:customStyle="1" w:styleId="7">
+    <w:name w:val="ͼ7"/>
+    <w:basedOn w:val="DefaultParagraphFont"/>
+    <w:rsid w:val="00341C21"/>
+  </w:style>
+  <w:style w:type="character" w:customStyle="1" w:styleId="e">
+    <w:name w:val="ͼe"/>
+    <w:basedOn w:val="DefaultParagraphFont"/>
+    <w:rsid w:val="00341C21"/>
+  </w:style>
+  <w:style w:type="character" w:customStyle="1" w:styleId="c">
+    <w:name w:val="ͼc"/>
+    <w:basedOn w:val="DefaultParagraphFont"/>
+    <w:rsid w:val="00341C21"/>
+  </w:style>
+  <w:style w:type="character" w:customStyle="1" w:styleId="8">
+    <w:name w:val="ͼ8"/>
+    <w:basedOn w:val="DefaultParagraphFont"/>
+    <w:rsid w:val="00341C21"/>
+  </w:style>
+  <w:style w:type="character" w:customStyle="1" w:styleId="b">
+    <w:name w:val="ͼb"/>
+    <w:basedOn w:val="DefaultParagraphFont"/>
+    <w:rsid w:val="00341C21"/>
+  </w:style>
+  <w:style w:type="paragraph" w:styleId="ListParagraph">
+    <w:name w:val="List Paragraph"/>
+    <w:basedOn w:val="Normal"/>
+    <w:uiPriority w:val="34"/>
+    <w:qFormat/>
+    <w:rsid w:val="00CF2779"/>
+    <w:pPr>
+      <w:ind w:left="720"/>
+      <w:contextualSpacing/>
+    </w:pPr>
   </w:style>
 </w:styles>
 </file>
@@ -1549,4 +3049,16 @@
   <a:objectDefaults/>
   <a:extraClrSchemeLst/>
 </a:theme>
+</file>
+
+<file path=customXml/item1.xml><?xml version="1.0" encoding="utf-8"?>
+<b:Sources xmlns:b="http://schemas.openxmlformats.org/officeDocument/2006/bibliography" xmlns="http://schemas.openxmlformats.org/officeDocument/2006/bibliography" SelectedStyle="\APA.XSL" StyleName="APA"/>
+</file>
+
+<file path=customXml/itemProps1.xml><?xml version="1.0" encoding="utf-8"?>
+<ds:datastoreItem xmlns:ds="http://schemas.openxmlformats.org/officeDocument/2006/customXml" ds:itemID="{57F524ED-D573-4D22-8F3A-229FD9930FB2}">
+  <ds:schemaRefs>
+    <ds:schemaRef ds:uri="http://schemas.openxmlformats.org/officeDocument/2006/bibliography"/>
+  </ds:schemaRefs>
+</ds:datastoreItem>
 </file>